--- a/projects/skkn_1776708985694_yk5v8fmd5/appendices/phu-luc-evidence_images.docx
+++ b/projects/skkn_1776708985694_yk5v8fmd5/appendices/phu-luc-evidence_images.docx
@@ -91,7 +91,7 @@
                     <pic:cNvPicPr/>
                   </pic:nvPicPr>
                   <pic:blipFill>
-                    <a:blip xmlns:r="http://schemas.openxmlformats.org/officeDocument/2006/relationships" r:embed="IMG_4DWDIQY"/>
+                    <a:blip xmlns:r="http://schemas.openxmlformats.org/officeDocument/2006/relationships" r:embed="IMG_7WGLVRS"/>
                     <a:stretch>
                       <a:fillRect/>
                     </a:stretch>
@@ -152,7 +152,7 @@
                     <pic:cNvPicPr/>
                   </pic:nvPicPr>
                   <pic:blipFill>
-                    <a:blip xmlns:r="http://schemas.openxmlformats.org/officeDocument/2006/relationships" r:embed="IMG_LVRQXBE"/>
+                    <a:blip xmlns:r="http://schemas.openxmlformats.org/officeDocument/2006/relationships" r:embed="IMG_I8YWSFJ"/>
                     <a:stretch>
                       <a:fillRect/>
                     </a:stretch>
@@ -213,7 +213,7 @@
                     <pic:cNvPicPr/>
                   </pic:nvPicPr>
                   <pic:blipFill>
-                    <a:blip xmlns:r="http://schemas.openxmlformats.org/officeDocument/2006/relationships" r:embed="IMG_TX8D2BC"/>
+                    <a:blip xmlns:r="http://schemas.openxmlformats.org/officeDocument/2006/relationships" r:embed="IMG_A8OY4MG"/>
                     <a:stretch>
                       <a:fillRect/>
                     </a:stretch>
@@ -274,7 +274,7 @@
                     <pic:cNvPicPr/>
                   </pic:nvPicPr>
                   <pic:blipFill>
-                    <a:blip xmlns:r="http://schemas.openxmlformats.org/officeDocument/2006/relationships" r:embed="IMG_5X3V3GX"/>
+                    <a:blip xmlns:r="http://schemas.openxmlformats.org/officeDocument/2006/relationships" r:embed="IMG_I1GGVG5"/>
                     <a:stretch>
                       <a:fillRect/>
                     </a:stretch>
@@ -335,7 +335,7 @@
                     <pic:cNvPicPr/>
                   </pic:nvPicPr>
                   <pic:blipFill>
-                    <a:blip xmlns:r="http://schemas.openxmlformats.org/officeDocument/2006/relationships" r:embed="IMG_XCRO7SD"/>
+                    <a:blip xmlns:r="http://schemas.openxmlformats.org/officeDocument/2006/relationships" r:embed="IMG_T7687LG"/>
                     <a:stretch>
                       <a:fillRect/>
                     </a:stretch>
@@ -396,7 +396,7 @@
                     <pic:cNvPicPr/>
                   </pic:nvPicPr>
                   <pic:blipFill>
-                    <a:blip xmlns:r="http://schemas.openxmlformats.org/officeDocument/2006/relationships" r:embed="IMG_GSL7TWR"/>
+                    <a:blip xmlns:r="http://schemas.openxmlformats.org/officeDocument/2006/relationships" r:embed="IMG_ZLIUCRM"/>
                     <a:stretch>
                       <a:fillRect/>
                     </a:stretch>

--- a/projects/skkn_1776708985694_yk5v8fmd5/appendices/phu-luc-evidence_images.docx
+++ b/projects/skkn_1776708985694_yk5v8fmd5/appendices/phu-luc-evidence_images.docx
@@ -91,7 +91,7 @@
                     <pic:cNvPicPr/>
                   </pic:nvPicPr>
                   <pic:blipFill>
-                    <a:blip xmlns:r="http://schemas.openxmlformats.org/officeDocument/2006/relationships" r:embed="IMG_7WGLVRS"/>
+                    <a:blip xmlns:r="http://schemas.openxmlformats.org/officeDocument/2006/relationships" r:embed="IMG_1DIAFQT"/>
                     <a:stretch>
                       <a:fillRect/>
                     </a:stretch>
@@ -152,7 +152,7 @@
                     <pic:cNvPicPr/>
                   </pic:nvPicPr>
                   <pic:blipFill>
-                    <a:blip xmlns:r="http://schemas.openxmlformats.org/officeDocument/2006/relationships" r:embed="IMG_I8YWSFJ"/>
+                    <a:blip xmlns:r="http://schemas.openxmlformats.org/officeDocument/2006/relationships" r:embed="IMG_XZYIR8G"/>
                     <a:stretch>
                       <a:fillRect/>
                     </a:stretch>
@@ -213,7 +213,7 @@
                     <pic:cNvPicPr/>
                   </pic:nvPicPr>
                   <pic:blipFill>
-                    <a:blip xmlns:r="http://schemas.openxmlformats.org/officeDocument/2006/relationships" r:embed="IMG_A8OY4MG"/>
+                    <a:blip xmlns:r="http://schemas.openxmlformats.org/officeDocument/2006/relationships" r:embed="IMG_EKBHPN6"/>
                     <a:stretch>
                       <a:fillRect/>
                     </a:stretch>
@@ -274,7 +274,7 @@
                     <pic:cNvPicPr/>
                   </pic:nvPicPr>
                   <pic:blipFill>
-                    <a:blip xmlns:r="http://schemas.openxmlformats.org/officeDocument/2006/relationships" r:embed="IMG_I1GGVG5"/>
+                    <a:blip xmlns:r="http://schemas.openxmlformats.org/officeDocument/2006/relationships" r:embed="IMG_NIUISQ0"/>
                     <a:stretch>
                       <a:fillRect/>
                     </a:stretch>
@@ -335,7 +335,7 @@
                     <pic:cNvPicPr/>
                   </pic:nvPicPr>
                   <pic:blipFill>
-                    <a:blip xmlns:r="http://schemas.openxmlformats.org/officeDocument/2006/relationships" r:embed="IMG_T7687LG"/>
+                    <a:blip xmlns:r="http://schemas.openxmlformats.org/officeDocument/2006/relationships" r:embed="IMG_TGAMXAE"/>
                     <a:stretch>
                       <a:fillRect/>
                     </a:stretch>
@@ -396,7 +396,7 @@
                     <pic:cNvPicPr/>
                   </pic:nvPicPr>
                   <pic:blipFill>
-                    <a:blip xmlns:r="http://schemas.openxmlformats.org/officeDocument/2006/relationships" r:embed="IMG_ZLIUCRM"/>
+                    <a:blip xmlns:r="http://schemas.openxmlformats.org/officeDocument/2006/relationships" r:embed="IMG_QTGPR66"/>
                     <a:stretch>
                       <a:fillRect/>
                     </a:stretch>
